--- a/report/Project_Report.docx
+++ b/report/Project_Report.docx
@@ -226,26 +226,31 @@
     </w:p>
     <w:p>
       <w:pPr>
-        <w:rPr>
-          <w:rFonts w:ascii="Arial" w:hAnsi="Arial" w:cs="Arial"/>
-        </w:rPr>
-      </w:pPr>
-      <w:r>
-        <w:rPr>
-          <w:rFonts w:ascii="Arial" w:hAnsi="Arial" w:cs="Arial"/>
-          <w:sz w:val="40"/>
-          <w:szCs w:val="40"/>
-        </w:rPr>
-        <w:t>Date:</w:t>
-      </w:r>
-    </w:p>
-    <w:p>
-      <w:pPr>
-        <w:jc w:val="center"/>
-        <w:rPr>
-          <w:rFonts w:ascii="Arial" w:hAnsi="Arial" w:cs="Arial"/>
-        </w:rPr>
-      </w:pPr>
+        <w:jc w:val="center"/>
+        <w:rPr>
+          <w:rFonts w:ascii="Arial" w:hAnsi="Arial" w:cs="Arial"/>
+        </w:rPr>
+      </w:pPr>
+      <w:r>
+        <w:rPr>
+          <w:rFonts w:ascii="Arial" w:hAnsi="Arial" w:cs="Arial"/>
+        </w:rPr>
+        <w:t xml:space="preserve">        </w:t>
+      </w:r>
+    </w:p>
+    <w:p>
+      <w:pPr>
+        <w:jc w:val="center"/>
+        <w:rPr>
+          <w:rFonts w:ascii="Arial" w:hAnsi="Arial" w:cs="Arial"/>
+        </w:rPr>
+      </w:pPr>
+      <w:r>
+        <w:rPr>
+          <w:rFonts w:ascii="Arial" w:hAnsi="Arial" w:cs="Arial"/>
+        </w:rPr>
+        <w:t xml:space="preserve">                                                                                                        </w:t>
+      </w:r>
     </w:p>
     <w:p>
       <w:pPr>
@@ -1668,6 +1673,7 @@
   <w:style w:type="character" w:default="1" w:styleId="DefaultParagraphFont">
     <w:name w:val="Default Paragraph Font"/>
     <w:uiPriority w:val="1"/>
+    <w:semiHidden/>
     <w:unhideWhenUsed/>
   </w:style>
   <w:style w:type="table" w:default="1" w:styleId="TableNormal">
